--- a/DOCS_DA_CONVERTIRE/cavaticcio_es.docx
+++ b/DOCS_DA_CONVERTIRE/cavaticcio_es.docx
@@ -1006,6 +1006,185 @@
     </w:p>
     <w:p/>
     <w:p/>
+    <w:p/>
+    <w:p>
+      <w:r>
+        <w:rPr>
+          <w:rFonts w:ascii="Arial" w:hAnsi="Arial"/>
+          <w:b/>
+          <w:color w:val="1A365D"/>
+          <w:sz w:val="26"/>
+        </w:rPr>
+        <w:t>Tabella delle Fonti e Certificazione</w:t>
+      </w:r>
+    </w:p>
+    <w:tbl>
+      <w:tblPr>
+        <w:tblW w:type="auto" w:w="0"/>
+        <w:jc w:val="center"/>
+        <w:tblLook w:firstColumn="1" w:firstRow="1" w:lastColumn="0" w:lastRow="0" w:noHBand="0" w:noVBand="1" w:val="04A0"/>
+      </w:tblPr>
+      <w:tblGrid>
+        <w:gridCol w:w="4819"/>
+        <w:gridCol w:w="4819"/>
+      </w:tblGrid>
+      <w:tr>
+        <w:tc>
+          <w:tcPr>
+            <w:tcW w:type="dxa" w:w="4819"/>
+            <w:shd w:fill="1A365D"/>
+          </w:tcPr>
+          <w:p>
+            <w:r>
+              <w:rPr>
+                <w:rFonts w:ascii="Arial" w:hAnsi="Arial"/>
+                <w:b/>
+                <w:color w:val="FFFFFF"/>
+                <w:sz w:val="20"/>
+              </w:rPr>
+              <w:t>Affermazione del testo</w:t>
+            </w:r>
+          </w:p>
+        </w:tc>
+        <w:tc>
+          <w:tcPr>
+            <w:tcW w:type="dxa" w:w="4819"/>
+            <w:shd w:fill="1A365D"/>
+          </w:tcPr>
+          <w:p>
+            <w:r>
+              <w:rPr>
+                <w:rFonts w:ascii="Arial" w:hAnsi="Arial"/>
+                <w:b/>
+                <w:color w:val="FFFFFF"/>
+                <w:sz w:val="20"/>
+              </w:rPr>
+              <w:t>Fonte Certificata</w:t>
+            </w:r>
+          </w:p>
+        </w:tc>
+      </w:tr>
+      <w:tr>
+        <w:tc>
+          <w:tcPr>
+            <w:tcW w:type="dxa" w:w="4819"/>
+          </w:tcPr>
+          <w:p>
+            <w:r>
+              <w:rPr>
+                <w:rFonts w:ascii="Arial" w:hAnsi="Arial"/>
+                <w:sz w:val="19"/>
+              </w:rPr>
+              <w:t>La Central Hidroeléctrica del Cavaticcio se ubica en el subsuelo de Largo Caduti del Lavoro y aprovecha un salto de agua de 15 metros para generar una potencia máxima de 1890 kW.</w:t>
+            </w:r>
+          </w:p>
+        </w:tc>
+        <w:tc>
+          <w:tcPr>
+            <w:tcW w:type="dxa" w:w="4819"/>
+          </w:tcPr>
+          <w:p>
+            <w:r>
+              <w:rPr>
+                <w:rFonts w:ascii="Arial" w:hAnsi="Arial"/>
+                <w:sz w:val="19"/>
+              </w:rPr>
+              <w:t>Consorzio dei Canali di Bologna</w:t>
+            </w:r>
+          </w:p>
+        </w:tc>
+      </w:tr>
+      <w:tr>
+        <w:tc>
+          <w:tcPr>
+            <w:tcW w:type="dxa" w:w="4819"/>
+          </w:tcPr>
+          <w:p>
+            <w:r>
+              <w:rPr>
+                <w:rFonts w:ascii="Arial" w:hAnsi="Arial"/>
+                <w:sz w:val="19"/>
+              </w:rPr>
+              <w:t>El Canal Cavaticcio nace del Canal de Reno bajo Via Riva di Reno, alimenta la central y continúa hacia el antiguo Puerto (junto a la Salara) convirtiéndose en el Canal Navile.</w:t>
+            </w:r>
+          </w:p>
+        </w:tc>
+        <w:tc>
+          <w:tcPr>
+            <w:tcW w:type="dxa" w:w="4819"/>
+          </w:tcPr>
+          <w:p>
+            <w:r>
+              <w:rPr>
+                <w:rFonts w:ascii="Arial" w:hAnsi="Arial"/>
+                <w:sz w:val="19"/>
+              </w:rPr>
+              <w:t>Archivo Histórico del Municipio de Bolonia / Canali di Bologna</w:t>
+            </w:r>
+          </w:p>
+        </w:tc>
+      </w:tr>
+      <w:tr>
+        <w:tc>
+          <w:tcPr>
+            <w:tcW w:type="dxa" w:w="4819"/>
+          </w:tcPr>
+          <w:p>
+            <w:r>
+              <w:rPr>
+                <w:rFonts w:ascii="Arial" w:hAnsi="Arial"/>
+                <w:sz w:val="19"/>
+              </w:rPr>
+              <w:t>Gran parte del Cavaticcio fue progresivamente soterrada a partir de los años 30 del siglo XX para el desarrollo urbano tras la apertura de Via Roma (actual Via Marconi).</w:t>
+            </w:r>
+          </w:p>
+        </w:tc>
+        <w:tc>
+          <w:tcPr>
+            <w:tcW w:type="dxa" w:w="4819"/>
+          </w:tcPr>
+          <w:p>
+            <w:r>
+              <w:rPr>
+                <w:rFonts w:ascii="Arial" w:hAnsi="Arial"/>
+                <w:sz w:val="19"/>
+              </w:rPr>
+              <w:t>Cartografía Histórica y Planes Urbanísticos de Bolonia</w:t>
+            </w:r>
+          </w:p>
+        </w:tc>
+      </w:tr>
+      <w:tr>
+        <w:tc>
+          <w:tcPr>
+            <w:tcW w:type="dxa" w:w="4819"/>
+          </w:tcPr>
+          <w:p>
+            <w:r>
+              <w:rPr>
+                <w:rFonts w:ascii="Arial" w:hAnsi="Arial"/>
+                <w:sz w:val="19"/>
+              </w:rPr>
+              <w:t>La instalación es gestionada por el Consorzio della Chiusa di Casalecchio e del Canale di Reno y se puede visitar con reserva o durante el vaciado otoñal ("secca").</w:t>
+            </w:r>
+          </w:p>
+        </w:tc>
+        <w:tc>
+          <w:tcPr>
+            <w:tcW w:type="dxa" w:w="4819"/>
+          </w:tcPr>
+          <w:p>
+            <w:r>
+              <w:rPr>
+                <w:rFonts w:ascii="Arial" w:hAnsi="Arial"/>
+                <w:sz w:val="19"/>
+              </w:rPr>
+              <w:t>Consorzio dei Canali di Bologna / Opificio delle Acque</w:t>
+            </w:r>
+          </w:p>
+        </w:tc>
+      </w:tr>
+    </w:tbl>
     <w:sectPr>
       <w:pgSz w:w="11906" w:h="16838"/>
       <w:pgMar w:top="1417" w:right="1134" w:bottom="1134" w:left="1134" w:header="708" w:footer="708" w:gutter="0"/>

--- a/DOCS_DA_CONVERTIRE/cavaticcio_es.docx
+++ b/DOCS_DA_CONVERTIRE/cavaticcio_es.docx
@@ -1,6 +1,6 @@
 
 <file path=word/document.xml><?xml version="1.0" encoding="utf-8"?>
-<w:document xmlns:wpc="http://schemas.microsoft.com/office/word/2010/wordprocessingCanvas" xmlns:cx="http://schemas.microsoft.com/office/drawing/2014/chartex" xmlns:cx1="http://schemas.microsoft.com/office/drawing/2015/9/8/chartex" xmlns:cx2="http://schemas.microsoft.com/office/drawing/2015/10/21/chartex" xmlns:cx3="http://schemas.microsoft.com/office/drawing/2016/5/9/chartex" xmlns:cx4="http://schemas.microsoft.com/office/drawing/2016/5/10/chartex" xmlns:cx5="http://schemas.microsoft.com/office/drawing/2016/5/11/chartex" xmlns:cx6="http://schemas.microsoft.com/office/drawing/2016/5/12/chartex" xmlns:cx7="http://schemas.microsoft.com/office/drawing/2016/5/13/chartex" xmlns:cx8="http://schemas.microsoft.com/office/drawing/2016/5/14/chartex" xmlns:mc="http://schemas.openxmlformats.org/markup-compatibility/2006" xmlns:aink="http://schemas.microsoft.com/office/drawing/2016/ink" xmlns:am3d="http://schemas.microsoft.com/office/drawing/2017/model3d" xmlns:o="urn:schemas-microsoft-com:office:office" xmlns:oel="http://schemas.microsoft.com/office/2019/extlst" xmlns:r="http://schemas.openxmlformats.org/officeDocument/2006/relationships" xmlns:m="http://schemas.openxmlformats.org/officeDocument/2006/math" xmlns:v="urn:schemas-microsoft-com:vml" xmlns:wp14="http://schemas.microsoft.com/office/word/2010/wordprocessingDrawing" xmlns:wp="http://schemas.openxmlformats.org/drawingml/2006/wordprocessingDrawing" xmlns:w10="urn:schemas-microsoft-com:office:word" xmlns:w="http://schemas.openxmlformats.org/wordprocessingml/2006/main" xmlns:w14="http://schemas.microsoft.com/office/word/2010/wordml" xmlns:w15="http://schemas.microsoft.com/office/word/2012/wordml" xmlns:w16cex="http://schemas.microsoft.com/office/word/2018/wordml/cex" xmlns:w16cid="http://schemas.microsoft.com/office/word/2016/wordml/cid" xmlns:w16="http://schemas.microsoft.com/office/word/2018/wordml" xmlns:w16du="http://schemas.microsoft.com/office/word/2023/wordml/word16du" xmlns:w16sdtdh="http://schemas.microsoft.com/office/word/2020/wordml/sdtdatahash" xmlns:w16sdtfl="http://schemas.microsoft.com/office/word/2024/wordml/sdtformatlock" xmlns:w16se="http://schemas.microsoft.com/office/word/2015/wordml/symex" xmlns:wpg="http://schemas.microsoft.com/office/word/2010/wordprocessingGroup" xmlns:wpi="http://schemas.microsoft.com/office/word/2010/wordprocessingInk" xmlns:wne="http://schemas.microsoft.com/office/word/2006/wordml" xmlns:wps="http://schemas.microsoft.com/office/word/2010/wordprocessingShape" mc:Ignorable="w14 w15 w16se w16cid w16 w16cex w16sdtdh w16sdtfl w16du wp14">
+<w:document xmlns:wpc="http://schemas.microsoft.com/office/word/2010/wordprocessingCanvas" xmlns:cx="http://schemas.microsoft.com/office/drawing/2014/chartex" xmlns:cx1="http://schemas.microsoft.com/office/drawing/2015/9/8/chartex" xmlns:cx2="http://schemas.microsoft.com/office/drawing/2015/10/21/chartex" xmlns:cx3="http://schemas.microsoft.com/office/drawing/2016/5/9/chartex" xmlns:cx4="http://schemas.microsoft.com/office/drawing/2016/5/10/chartex" xmlns:cx5="http://schemas.microsoft.com/office/drawing/2016/5/11/chartex" xmlns:cx6="http://schemas.microsoft.com/office/drawing/2016/5/12/chartex" xmlns:cx7="http://schemas.microsoft.com/office/drawing/2016/5/13/chartex" xmlns:cx8="http://schemas.microsoft.com/office/drawing/2016/5/14/chartex" xmlns:mc="http://schemas.openxmlformats.org/markup-compatibility/2006" xmlns:aink="http://schemas.microsoft.com/office/drawing/2016/ink" xmlns:am3d="http://schemas.microsoft.com/office/drawing/2017/model3d" xmlns:o="urn:schemas-microsoft-com:office:office" xmlns:oel="http://schemas.microsoft.com/office/2019/extlst" xmlns:r="http://schemas.openxmlformats.org/officeDocument/2006/relationships" xmlns:m="http://schemas.openxmlformats.org/officeDocument/2006/math" xmlns:v="urn:schemas-microsoft-com:vml" xmlns:wp14="http://schemas.microsoft.com/office/word/2010/wordprocessingDrawing" xmlns:wp="http://schemas.openxmlformats.org/drawingml/2006/wordprocessingDrawing" xmlns:w10="urn:schemas-microsoft-com:office:word" xmlns:w="http://schemas.openxmlformats.org/wordprocessingml/2006/main" xmlns:w14="http://schemas.microsoft.com/office/word/2010/wordml" xmlns:w15="http://schemas.microsoft.com/office/word/2012/wordml" xmlns:w16cei="http://schemas.microsoft.com/office/word/2026/wordml/cei" xmlns:w16cex="http://schemas.microsoft.com/office/word/2018/wordml/cex" xmlns:w16cid="http://schemas.microsoft.com/office/word/2016/wordml/cid" xmlns:w16="http://schemas.microsoft.com/office/word/2018/wordml" xmlns:w16du="http://schemas.microsoft.com/office/word/2023/wordml/word16du" xmlns:w16sdtdh="http://schemas.microsoft.com/office/word/2020/wordml/sdtdatahash" xmlns:w16sdtfl="http://schemas.microsoft.com/office/word/2024/wordml/sdtformatlock" xmlns:w16se="http://schemas.microsoft.com/office/word/2015/wordml/symex" xmlns:wpg="http://schemas.microsoft.com/office/word/2010/wordprocessingGroup" xmlns:wpi="http://schemas.microsoft.com/office/word/2010/wordprocessingInk" xmlns:wne="http://schemas.microsoft.com/office/word/2006/wordml" xmlns:wps="http://schemas.microsoft.com/office/word/2010/wordprocessingShape" mc:Ignorable="w14 w15 w16se w16cid w16 w16cex w16sdtdh w16sdtfl w16du wp14">
   <w:body>
     <w:p>
       <w:r>
@@ -168,10 +168,10 @@
           <w:noProof/>
         </w:rPr>
         <w:drawing>
-          <wp:inline distT="0" distB="0" distL="0" distR="0" wp14:anchorId="0C9C2339" wp14:editId="3EC78B6B">
-            <wp:extent cx="2459094" cy="1973580"/>
-            <wp:effectExtent l="0" t="0" r="0" b="7620"/>
-            <wp:docPr id="209166952" name="Immagine 1" descr="Immagine che contiene tubo, metallo, macchina, verde&#10;&#10;Il contenuto generato dall'IA potrebbe non essere corretto."/>
+          <wp:inline distT="0" distB="0" distL="0" distR="0" wp14:anchorId="6D5476CE" wp14:editId="5C5EB8D7">
+            <wp:extent cx="3315654" cy="2661024"/>
+            <wp:effectExtent l="0" t="0" r="0" b="6350"/>
+            <wp:docPr id="326431237" name="Immagine 1"/>
             <wp:cNvGraphicFramePr>
               <a:graphicFrameLocks xmlns:a="http://schemas.openxmlformats.org/drawingml/2006/main" noChangeAspect="1"/>
             </wp:cNvGraphicFramePr>
@@ -179,7 +179,7 @@
               <a:graphicData uri="http://schemas.openxmlformats.org/drawingml/2006/picture">
                 <pic:pic xmlns:pic="http://schemas.openxmlformats.org/drawingml/2006/picture">
                   <pic:nvPicPr>
-                    <pic:cNvPr id="209166952" name="Immagine 1" descr="Immagine che contiene tubo, metallo, macchina, verde&#10;&#10;Il contenuto generato dall'IA potrebbe non essere corretto."/>
+                    <pic:cNvPr id="326431237" name="Immagine 326431237"/>
                     <pic:cNvPicPr/>
                   </pic:nvPicPr>
                   <pic:blipFill>
@@ -197,7 +197,7 @@
                   <pic:spPr>
                     <a:xfrm>
                       <a:off x="0" y="0"/>
-                      <a:ext cx="2476625" cy="1987649"/>
+                      <a:ext cx="3359690" cy="2696366"/>
                     </a:xfrm>
                     <a:prstGeom prst="rect">
                       <a:avLst/>
@@ -315,6 +315,7 @@
           <w:b/>
           <w:bCs/>
         </w:rPr>
+        <w:lastRenderedPageBreak/>
         <w:t xml:space="preserve">Historia del Canal: </w:t>
       </w:r>
       <w:r>
@@ -328,11 +329,7 @@
         <w:t xml:space="preserve">rellenando gradualmente </w:t>
       </w:r>
       <w:r>
-        <w:t xml:space="preserve">por motivos </w:t>
-      </w:r>
-      <w:r>
-        <w:lastRenderedPageBreak/>
-        <w:t>urbanísticos, en particular durante las obras de apertura de la Via Roma (actual Via Marconi).</w:t>
+        <w:t>por motivos urbanísticos, en particular durante las obras de apertura de la Via Roma (actual Via Marconi).</w:t>
       </w:r>
     </w:p>
     <w:p>
@@ -1020,19 +1017,22 @@
     </w:p>
     <w:tbl>
       <w:tblPr>
-        <w:tblW w:type="auto" w:w="0"/>
+        <w:tblW w:w="0" w:type="auto"/>
         <w:jc w:val="center"/>
-        <w:tblLook w:firstColumn="1" w:firstRow="1" w:lastColumn="0" w:lastRow="0" w:noHBand="0" w:noVBand="1" w:val="04A0"/>
+        <w:tblLook w:val="04A0" w:firstRow="1" w:lastRow="0" w:firstColumn="1" w:lastColumn="0" w:noHBand="0" w:noVBand="1"/>
       </w:tblPr>
       <w:tblGrid>
         <w:gridCol w:w="4819"/>
         <w:gridCol w:w="4819"/>
       </w:tblGrid>
       <w:tr>
+        <w:trPr>
+          <w:jc w:val="center"/>
+        </w:trPr>
         <w:tc>
           <w:tcPr>
-            <w:tcW w:type="dxa" w:w="4819"/>
-            <w:shd w:fill="1A365D"/>
+            <w:tcW w:w="4819" w:type="dxa"/>
+            <w:shd w:val="clear" w:color="auto" w:fill="1A365D"/>
           </w:tcPr>
           <w:p>
             <w:r>
@@ -1048,8 +1048,8 @@
         </w:tc>
         <w:tc>
           <w:tcPr>
-            <w:tcW w:type="dxa" w:w="4819"/>
-            <w:shd w:fill="1A365D"/>
+            <w:tcW w:w="4819" w:type="dxa"/>
+            <w:shd w:val="clear" w:color="auto" w:fill="1A365D"/>
           </w:tcPr>
           <w:p>
             <w:r>
@@ -1065,9 +1065,12 @@
         </w:tc>
       </w:tr>
       <w:tr>
+        <w:trPr>
+          <w:jc w:val="center"/>
+        </w:trPr>
         <w:tc>
           <w:tcPr>
-            <w:tcW w:type="dxa" w:w="4819"/>
+            <w:tcW w:w="4819" w:type="dxa"/>
           </w:tcPr>
           <w:p>
             <w:r>
@@ -1081,7 +1084,7 @@
         </w:tc>
         <w:tc>
           <w:tcPr>
-            <w:tcW w:type="dxa" w:w="4819"/>
+            <w:tcW w:w="4819" w:type="dxa"/>
           </w:tcPr>
           <w:p>
             <w:r>
@@ -1095,9 +1098,12 @@
         </w:tc>
       </w:tr>
       <w:tr>
+        <w:trPr>
+          <w:jc w:val="center"/>
+        </w:trPr>
         <w:tc>
           <w:tcPr>
-            <w:tcW w:type="dxa" w:w="4819"/>
+            <w:tcW w:w="4819" w:type="dxa"/>
           </w:tcPr>
           <w:p>
             <w:r>
@@ -1111,7 +1117,7 @@
         </w:tc>
         <w:tc>
           <w:tcPr>
-            <w:tcW w:type="dxa" w:w="4819"/>
+            <w:tcW w:w="4819" w:type="dxa"/>
           </w:tcPr>
           <w:p>
             <w:r>
@@ -1125,9 +1131,12 @@
         </w:tc>
       </w:tr>
       <w:tr>
+        <w:trPr>
+          <w:jc w:val="center"/>
+        </w:trPr>
         <w:tc>
           <w:tcPr>
-            <w:tcW w:type="dxa" w:w="4819"/>
+            <w:tcW w:w="4819" w:type="dxa"/>
           </w:tcPr>
           <w:p>
             <w:r>
@@ -1135,13 +1144,21 @@
                 <w:rFonts w:ascii="Arial" w:hAnsi="Arial"/>
                 <w:sz w:val="19"/>
               </w:rPr>
-              <w:t>Gran parte del Cavaticcio fue progresivamente soterrada a partir de los años 30 del siglo XX para el desarrollo urbano tras la apertura de Via Roma (actual Via Marconi).</w:t>
+              <w:t xml:space="preserve">Gran parte del Cavaticcio fue progresivamente soterrada a partir de los años 30 del siglo XX para el </w:t>
+            </w:r>
+            <w:r>
+              <w:rPr>
+                <w:rFonts w:ascii="Arial" w:hAnsi="Arial"/>
+                <w:sz w:val="19"/>
+              </w:rPr>
+              <w:lastRenderedPageBreak/>
+              <w:t>desarrollo urbano tras la apertura de Via Roma (actual Via Marconi).</w:t>
             </w:r>
           </w:p>
         </w:tc>
         <w:tc>
           <w:tcPr>
-            <w:tcW w:type="dxa" w:w="4819"/>
+            <w:tcW w:w="4819" w:type="dxa"/>
           </w:tcPr>
           <w:p>
             <w:r>
@@ -1149,15 +1166,19 @@
                 <w:rFonts w:ascii="Arial" w:hAnsi="Arial"/>
                 <w:sz w:val="19"/>
               </w:rPr>
+              <w:lastRenderedPageBreak/>
               <w:t>Cartografía Histórica y Planes Urbanísticos de Bolonia</w:t>
             </w:r>
           </w:p>
         </w:tc>
       </w:tr>
       <w:tr>
+        <w:trPr>
+          <w:jc w:val="center"/>
+        </w:trPr>
         <w:tc>
           <w:tcPr>
-            <w:tcW w:type="dxa" w:w="4819"/>
+            <w:tcW w:w="4819" w:type="dxa"/>
           </w:tcPr>
           <w:p>
             <w:r>
@@ -1171,7 +1192,7 @@
         </w:tc>
         <w:tc>
           <w:tcPr>
-            <w:tcW w:type="dxa" w:w="4819"/>
+            <w:tcW w:w="4819" w:type="dxa"/>
           </w:tcPr>
           <w:p>
             <w:r>
@@ -1185,6 +1206,7 @@
         </w:tc>
       </w:tr>
     </w:tbl>
+    <w:p/>
     <w:sectPr>
       <w:pgSz w:w="11906" w:h="16838"/>
       <w:pgMar w:top="1417" w:right="1134" w:bottom="1134" w:left="1134" w:header="708" w:footer="708" w:gutter="0"/>
@@ -1196,7 +1218,7 @@
 </file>
 
 <file path=word/numbering.xml><?xml version="1.0" encoding="utf-8"?>
-<w:numbering xmlns:wpc="http://schemas.microsoft.com/office/word/2010/wordprocessingCanvas" xmlns:cx="http://schemas.microsoft.com/office/drawing/2014/chartex" xmlns:cx1="http://schemas.microsoft.com/office/drawing/2015/9/8/chartex" xmlns:cx2="http://schemas.microsoft.com/office/drawing/2015/10/21/chartex" xmlns:cx3="http://schemas.microsoft.com/office/drawing/2016/5/9/chartex" xmlns:cx4="http://schemas.microsoft.com/office/drawing/2016/5/10/chartex" xmlns:cx5="http://schemas.microsoft.com/office/drawing/2016/5/11/chartex" xmlns:cx6="http://schemas.microsoft.com/office/drawing/2016/5/12/chartex" xmlns:cx7="http://schemas.microsoft.com/office/drawing/2016/5/13/chartex" xmlns:cx8="http://schemas.microsoft.com/office/drawing/2016/5/14/chartex" xmlns:mc="http://schemas.openxmlformats.org/markup-compatibility/2006" xmlns:aink="http://schemas.microsoft.com/office/drawing/2016/ink" xmlns:am3d="http://schemas.microsoft.com/office/drawing/2017/model3d" xmlns:o="urn:schemas-microsoft-com:office:office" xmlns:oel="http://schemas.microsoft.com/office/2019/extlst" xmlns:r="http://schemas.openxmlformats.org/officeDocument/2006/relationships" xmlns:m="http://schemas.openxmlformats.org/officeDocument/2006/math" xmlns:v="urn:schemas-microsoft-com:vml" xmlns:wp14="http://schemas.microsoft.com/office/word/2010/wordprocessingDrawing" xmlns:wp="http://schemas.openxmlformats.org/drawingml/2006/wordprocessingDrawing" xmlns:w10="urn:schemas-microsoft-com:office:word" xmlns:w="http://schemas.openxmlformats.org/wordprocessingml/2006/main" xmlns:w14="http://schemas.microsoft.com/office/word/2010/wordml" xmlns:w15="http://schemas.microsoft.com/office/word/2012/wordml" xmlns:w16cex="http://schemas.microsoft.com/office/word/2018/wordml/cex" xmlns:w16cid="http://schemas.microsoft.com/office/word/2016/wordml/cid" xmlns:w16="http://schemas.microsoft.com/office/word/2018/wordml" xmlns:w16du="http://schemas.microsoft.com/office/word/2023/wordml/word16du" xmlns:w16sdtdh="http://schemas.microsoft.com/office/word/2020/wordml/sdtdatahash" xmlns:w16sdtfl="http://schemas.microsoft.com/office/word/2024/wordml/sdtformatlock" xmlns:w16se="http://schemas.microsoft.com/office/word/2015/wordml/symex" xmlns:wpg="http://schemas.microsoft.com/office/word/2010/wordprocessingGroup" xmlns:wpi="http://schemas.microsoft.com/office/word/2010/wordprocessingInk" xmlns:wne="http://schemas.microsoft.com/office/word/2006/wordml" xmlns:wps="http://schemas.microsoft.com/office/word/2010/wordprocessingShape" mc:Ignorable="w14 w15 w16se w16cid w16 w16cex w16sdtdh w16sdtfl w16du wp14">
+<w:numbering xmlns:wpc="http://schemas.microsoft.com/office/word/2010/wordprocessingCanvas" xmlns:cx="http://schemas.microsoft.com/office/drawing/2014/chartex" xmlns:cx1="http://schemas.microsoft.com/office/drawing/2015/9/8/chartex" xmlns:cx2="http://schemas.microsoft.com/office/drawing/2015/10/21/chartex" xmlns:cx3="http://schemas.microsoft.com/office/drawing/2016/5/9/chartex" xmlns:cx4="http://schemas.microsoft.com/office/drawing/2016/5/10/chartex" xmlns:cx5="http://schemas.microsoft.com/office/drawing/2016/5/11/chartex" xmlns:cx6="http://schemas.microsoft.com/office/drawing/2016/5/12/chartex" xmlns:cx7="http://schemas.microsoft.com/office/drawing/2016/5/13/chartex" xmlns:cx8="http://schemas.microsoft.com/office/drawing/2016/5/14/chartex" xmlns:mc="http://schemas.openxmlformats.org/markup-compatibility/2006" xmlns:aink="http://schemas.microsoft.com/office/drawing/2016/ink" xmlns:am3d="http://schemas.microsoft.com/office/drawing/2017/model3d" xmlns:o="urn:schemas-microsoft-com:office:office" xmlns:oel="http://schemas.microsoft.com/office/2019/extlst" xmlns:r="http://schemas.openxmlformats.org/officeDocument/2006/relationships" xmlns:m="http://schemas.openxmlformats.org/officeDocument/2006/math" xmlns:v="urn:schemas-microsoft-com:vml" xmlns:wp14="http://schemas.microsoft.com/office/word/2010/wordprocessingDrawing" xmlns:wp="http://schemas.openxmlformats.org/drawingml/2006/wordprocessingDrawing" xmlns:w10="urn:schemas-microsoft-com:office:word" xmlns:w="http://schemas.openxmlformats.org/wordprocessingml/2006/main" xmlns:w14="http://schemas.microsoft.com/office/word/2010/wordml" xmlns:w15="http://schemas.microsoft.com/office/word/2012/wordml" xmlns:w16cei="http://schemas.microsoft.com/office/word/2026/wordml/cei" xmlns:w16cex="http://schemas.microsoft.com/office/word/2018/wordml/cex" xmlns:w16cid="http://schemas.microsoft.com/office/word/2016/wordml/cid" xmlns:w16="http://schemas.microsoft.com/office/word/2018/wordml" xmlns:w16du="http://schemas.microsoft.com/office/word/2023/wordml/word16du" xmlns:w16sdtdh="http://schemas.microsoft.com/office/word/2020/wordml/sdtdatahash" xmlns:w16sdtfl="http://schemas.microsoft.com/office/word/2024/wordml/sdtformatlock" xmlns:w16se="http://schemas.microsoft.com/office/word/2015/wordml/symex" xmlns:wpg="http://schemas.microsoft.com/office/word/2010/wordprocessingGroup" xmlns:wpi="http://schemas.microsoft.com/office/word/2010/wordprocessingInk" xmlns:wne="http://schemas.microsoft.com/office/word/2006/wordml" xmlns:wps="http://schemas.microsoft.com/office/word/2010/wordprocessingShape" mc:Ignorable="w14 w15 w16se w16cid w16 w16cex w16sdtdh w16sdtfl w16du wp14">
   <w:abstractNum w:abstractNumId="0" w15:restartNumberingAfterBreak="0">
     <w:nsid w:val="13893066"/>
     <w:multiLevelType w:val="multilevel"/>
